--- a/docs/Langkah-Langkah Deploy.docx
+++ b/docs/Langkah-Langkah Deploy.docx
@@ -630,6 +630,70 @@
       <w:r>
         <w:rPr/>
         <w:t xml:space="preserve">DB terhubung, bukan maintenance, symlink storage ada.</w:t>
+      </w:r>
+    </w:p>
+    <w:p>
+      <w:r>
+        <w:rPr/>
+        <w:t xml:space="preserve">Untuk memastikan lebih dalam, tekan </w:t>
+      </w:r>
+      <w:r>
+        <w:rPr>
+          <w:b/>
+        </w:rPr>
+        <w:t xml:space="preserve">Bandingkan Skema</w:t>
+      </w:r>
+      <w:r>
+        <w:rPr/>
+        <w:t xml:space="preserve"> — membandingkan kolom/tabel DB</w:t>
+      </w:r>
+    </w:p>
+    <w:p>
+      <w:r>
+        <w:rPr/>
+        <w:t xml:space="preserve">server dengan snapshot lokal, lalu menampilkan kolom/tabel yang </w:t>
+      </w:r>
+      <w:r>
+        <w:rPr>
+          <w:b/>
+        </w:rPr>
+        <w:t xml:space="preserve">belum ada di server</w:t>
+      </w:r>
+    </w:p>
+    <w:p>
+      <w:r>
+        <w:rPr/>
+        <w:t xml:space="preserve">(bila ada). "Skema server = lokal" berarti struktur database sudah persis sama.</w:t>
+      </w:r>
+    </w:p>
+    <w:p>
+      <w:pPr>
+        <w:ind w:left="340"/>
+        <w:pBdr>
+          <w:left w:val="single" w:sz="18" w:space="8" w:color="BFBFBF"/>
+        </w:pBdr>
+      </w:pPr>
+      <w:r>
+        <w:rPr>
+          <w:i/>
+          <w:color w:val="595959"/>
+        </w:rPr>
+        <w:t xml:space="preserve">Snapshot skema dibuat di LOKAL dengan `php artisan schema:snapshot` (file</w:t>
+      </w:r>
+    </w:p>
+    <w:p>
+      <w:pPr>
+        <w:ind w:left="340"/>
+        <w:pBdr>
+          <w:left w:val="single" w:sz="18" w:space="8" w:color="BFBFBF"/>
+        </w:pBdr>
+      </w:pPr>
+      <w:r>
+        <w:rPr>
+          <w:i/>
+          <w:color w:val="595959"/>
+        </w:rPr>
+        <w:t xml:space="preserve">`database/schema-snapshot.json`, ikut git) — regenerasi tiap menambah/ubah migrasi.</w:t>
       </w:r>
     </w:p>
     <w:p>
